--- a/06_manuscript/ijir_v0_3_5_20260728/03_submission_files/IJIR_Main_Manuscript_v0_3_5.docx
+++ b/06_manuscript/ijir_v0_3_5_20260728/03_submission_files/IJIR_Main_Manuscript_v0_3_5.docx
@@ -509,7 +509,7 @@
         <w:widowControl w:val="0"/>
       </w:pPr>
       <w:r>
-        <w:t>The primary MR outputs were frozen before the explanatory audit. Submission-associated code, frozen outputs, derived locus and pleiotropy audits, provenance records, and final supplementary materials are archived in GitHub release v0.3.5 (https://github.com/DuXC/gut-microbiome-ed-mr/releases/tag/v0.3.5) and Zenodo (version DOI https://doi.org/10.5281/zenodo.21630442; concept DOI https://doi.org/10.5281/zenodo.21456670). Restricted third-party GWAS payloads are not redistributed.</w:t>
+        <w:t>The primary MR outputs were frozen before the explanatory audit. Submission-associated code, frozen outputs, derived locus and pleiotropy audits, provenance records, and final supplementary materials are archived in GitHub release v0.3.5 (https://github.com/DuXC/gut-microbiome-ed-mr/releases/tag/v0.3.5) and Zenodo (version DOI https://doi.org/10.5281/zenodo.21630618; concept DOI https://doi.org/10.5281/zenodo.21456670). Restricted third-party GWAS payloads are not redistributed.</w:t>
       </w:r>
     </w:p>
     <w:p>

--- a/06_manuscript/ijir_v0_3_5_20260728/03_submission_files/IJIR_Main_Manuscript_v0_3_5.docx
+++ b/06_manuscript/ijir_v0_3_5_20260728/03_submission_files/IJIR_Main_Manuscript_v0_3_5.docx
@@ -509,7 +509,7 @@
         <w:widowControl w:val="0"/>
       </w:pPr>
       <w:r>
-        <w:t>The primary MR outputs were frozen before the explanatory audit. Submission-associated code, frozen outputs, derived locus and pleiotropy audits, provenance records, and final supplementary materials are archived in GitHub release v0.3.5 (https://github.com/DuXC/gut-microbiome-ed-mr/releases/tag/v0.3.5) and Zenodo (version DOI https://doi.org/10.5281/zenodo.21630618; concept DOI https://doi.org/10.5281/zenodo.21456670). Restricted third-party GWAS payloads are not redistributed.</w:t>
+        <w:t>The primary MR outputs were frozen before the explanatory audit. Submission-associated code, frozen outputs, derived locus and pleiotropy audits, provenance records, and final supplementary materials are archived in GitHub release v0.3.5 (https://github.com/DuXC/gut-microbiome-ed-mr/releases/tag/v0.3.5) and Zenodo (version DOI https://doi.org/10.5281/zenodo.21630730; concept DOI https://doi.org/10.5281/zenodo.21456670). Restricted third-party GWAS payloads are not redistributed.</w:t>
       </w:r>
     </w:p>
     <w:p>
